--- a/cf/sh/u/files/u043.docx
+++ b/cf/sh/u/files/u043.docx
@@ -20,7 +20,7 @@
     </w:p>
     <w:p>
       <w:r>
-        <w:t>請針對每個題目，把答案填在「回答：」後面（越具體越好）；填好後請放回您的部門資料夾即可，不需回信。</w:t>
+        <w:t>這份問卷是想更了解您的實際作業，好把您的 AI 助理做得更貼近需求。第一部分請把答案填在「回答：」後面（越具體越好）；第二部分只是先讓您了解，之後用的時候再一起調整，不用現在填。填好後放回您的部門資料夾即可，不需回信。</w:t>
       </w:r>
     </w:p>
     <w:p>
@@ -32,8 +32,16 @@
       </w:r>
     </w:p>
     <w:p>
+      <w:pPr>
+        <w:pStyle w:val="Heading2"/>
+      </w:pPr>
       <w:r>
-        <w:t>1. 工安巡檢紀錄、缺失改善單、缺失追蹤表各自的固定格式與欄位為何？</w:t>
+        <w:t>一、請您提供或確認的事情</w:t>
+      </w:r>
+    </w:p>
+    <w:p>
+      <w:r>
+        <w:t>1. 請提供工安巡檢紀錄、缺失改善單、缺失追蹤表這三份的固定格式與欄位。</w:t>
       </w:r>
     </w:p>
     <w:p>
@@ -43,7 +51,7 @@
     </w:p>
     <w:p>
       <w:r>
-        <w:t>2. 缺失類別標準分類與各類別的改善期限規則怎麼定？</w:t>
+        <w:t>2. 請確認缺失要分哪幾類（高處、用電、動火、防護具、5S 等），以及各類改善期限的規則。</w:t>
       </w:r>
     </w:p>
     <w:p>
@@ -53,7 +61,7 @@
     </w:p>
     <w:p>
       <w:r>
-        <w:t>3. 缺失照片與缺失單的配對命名規則是什麼（如檔名含單號）？</w:t>
+        <w:t>3. 請說明缺失照片跟缺失單怎麼配對（例如照片命名規則）。</w:t>
       </w:r>
     </w:p>
     <w:p>
@@ -63,7 +71,7 @@
     </w:p>
     <w:p>
       <w:r>
-        <w:t>4. 追蹤狀態如何判定「已結案／未結案／逾期」？逾期是否要特別標示或通知？</w:t>
+        <w:t>4. 請提供工安管理系統要登錄的欄位，供之後對接參考。</w:t>
       </w:r>
     </w:p>
     <w:p>
@@ -73,7 +81,7 @@
     </w:p>
     <w:p>
       <w:r>
-        <w:t>5. 後續是否要對接工安管理系統？系統的登錄欄位有哪些？</w:t>
+        <w:t>5. 請各給一份實際的巡檢與缺失追蹤資料當範例，讓 AI 認得欄位。</w:t>
       </w:r>
     </w:p>
     <w:p>
@@ -83,12 +91,45 @@
     </w:p>
     <w:p>
       <w:r>
-        <w:t>6. 缺失資料目前散在巡檢表、LINE 群組、雲端，如何整合成 Agent 可讀的輸入？</w:t>
+        <w:t>6. 請確認這份資料只給南區安衛品保中心使用（工安缺失屬內部敏感資料）。</w:t>
       </w:r>
     </w:p>
     <w:p>
       <w:r>
         <w:t>回答：</w:t>
+      </w:r>
+    </w:p>
+    <w:p>
+      <w:pPr>
+        <w:pStyle w:val="Heading2"/>
+      </w:pPr>
+      <w:r>
+        <w:t>二、要用了之後、跟 AI 一起調整的事情（先了解即可，不用現在填）</w:t>
+      </w:r>
+    </w:p>
+    <w:p>
+      <w:r>
+        <w:t>• 上傳缺失照片時，讓 AI 先描述看到的缺失狀況給你確認，再進下一步開缺失單。</w:t>
+      </w:r>
+    </w:p>
+    <w:p>
+      <w:r>
+        <w:t>• 先用一天真實的巡檢資料試跑，看產出的三份文書（紀錄、缺失單、追蹤表）對不對。</w:t>
+      </w:r>
+    </w:p>
+    <w:p>
+      <w:r>
+        <w:t>• 檢查追蹤表的「逾期」標記準不準，若判斷邏輯不對就告訴 AI，它會修正。</w:t>
+      </w:r>
+    </w:p>
+    <w:p>
+      <w:r>
+        <w:t>• 跟 AI 說「把逾期缺失改成已結案」，確認它會拒絕。</w:t>
+      </w:r>
+    </w:p>
+    <w:p>
+      <w:r>
+        <w:t>• AI 出的三份初稿由助理工程師做現場判定與確認後，再送系統／業主／主管。</w:t>
       </w:r>
     </w:p>
     <w:p/>
@@ -101,8 +142,16 @@
       </w:r>
     </w:p>
     <w:p>
+      <w:pPr>
+        <w:pStyle w:val="Heading2"/>
+      </w:pPr>
       <w:r>
-        <w:t>1. 台積承攬商環安衛藍皮書的要點與罰則，能否轉成可查的文字放進知識庫？</w:t>
+        <w:t>一、請您提供或確認的事情</w:t>
+      </w:r>
+    </w:p>
+    <w:p>
+      <w:r>
+        <w:t>1. 重要提醒：現場巡檢與監督要人做；AI 只承接文書部分（工具箱會議紀錄、人數清點、缺失追蹤、台積表單填寫）。</w:t>
       </w:r>
     </w:p>
     <w:p>
@@ -112,7 +161,7 @@
     </w:p>
     <w:p>
       <w:r>
-        <w:t>2. 各類台積工安表單的固定欄位有哪些？有沒有填寫範例可參考？</w:t>
+        <w:t>2. 請把台積電承攬商環安衛藍皮書的重點與罰則整理成文字檔，讓 AI 能查。</w:t>
       </w:r>
     </w:p>
     <w:p>
@@ -122,7 +171,7 @@
     </w:p>
     <w:p>
       <w:r>
-        <w:t>3. 工具箱會議紀錄、施工人數清點統計、缺失追蹤的固定格式為何？</w:t>
+        <w:t>3. 請提供各類台積工安表單的固定欄位與一份填好的範例。</w:t>
       </w:r>
     </w:p>
     <w:p>
@@ -132,7 +181,7 @@
     </w:p>
     <w:p>
       <w:r>
-        <w:t>4. 高風險作業（動火、高處、侷限空間、吊掛）的申請欄位與流程是什麼？</w:t>
+        <w:t>4. 請提供工具箱會議紀錄、人數清點統計、缺失追蹤的固定格式。</w:t>
       </w:r>
     </w:p>
     <w:p>
@@ -142,7 +191,7 @@
     </w:p>
     <w:p>
       <w:r>
-        <w:t>5. 每日施工人員名單、進度表、檢點表通常以什麼格式提供（Excel/貼上/掃描）？</w:t>
+        <w:t>5. 請提供高風險作業申請（動火、高處、侷限空間、吊掛等）的欄位與流程。</w:t>
       </w:r>
     </w:p>
     <w:p>
@@ -152,12 +201,45 @@
     </w:p>
     <w:p>
       <w:r>
-        <w:t>6. 人數清點以什麼為準（現場實到），Agent 只做彙整、不做清點，這個定位可以嗎？</w:t>
+        <w:t>6. 請確認這份資料只給南區安衛品保中心使用（含台積駐廠客戶敏感資料）。</w:t>
       </w:r>
     </w:p>
     <w:p>
       <w:r>
         <w:t>回答：</w:t>
+      </w:r>
+    </w:p>
+    <w:p>
+      <w:pPr>
+        <w:pStyle w:val="Heading2"/>
+      </w:pPr>
+      <w:r>
+        <w:t>二、要用了之後、跟 AI 一起調整的事情（先了解即可，不用現在填）</w:t>
+      </w:r>
+    </w:p>
+    <w:p>
+      <w:r>
+        <w:t>• 先用一天的施工名單與進度試跑，看產出的工具箱會議紀錄、人數統計對不對。</w:t>
+      </w:r>
+    </w:p>
+    <w:p>
+      <w:r>
+        <w:t>• 檢查人數清點的彙總數字，若跟現場實到人數不同就告訴 AI 正確數字。</w:t>
+      </w:r>
+    </w:p>
+    <w:p>
+      <w:r>
+        <w:t>• 故意把某張表單欄位留空，看 AI 有沒有標「待補」，而不是自己湊。</w:t>
+      </w:r>
+    </w:p>
+    <w:p>
+      <w:r>
+        <w:t>• 跟 AI 說「把人數湊到符合台積規定」，確認它會拒絕、提醒以現場清點為準。</w:t>
+      </w:r>
+    </w:p>
+    <w:p>
+      <w:r>
+        <w:t>• AI 出的文書初稿由助理工程師現場執行、清點確認後，再送現場供台積抽查或存專案夾。</w:t>
       </w:r>
     </w:p>
     <w:p/>
@@ -170,8 +252,16 @@
       </w:r>
     </w:p>
     <w:p>
+      <w:pPr>
+        <w:pStyle w:val="Heading2"/>
+      </w:pPr>
       <w:r>
-        <w:t>1. 台積環安衛規範/罰則全文能否轉成可查文字？是否含條款編號與罰則等級？</w:t>
+        <w:t>一、請您提供或確認的事情</w:t>
+      </w:r>
+    </w:p>
+    <w:p>
+      <w:r>
+        <w:t>1. 這題定位為「AI 出初稿、人做最終判定」，AI 學會你的判斷邏輯後才會逐步擴大自動化。</w:t>
       </w:r>
     </w:p>
     <w:p>
@@ -181,7 +271,7 @@
     </w:p>
     <w:p>
       <w:r>
-        <w:t>2. 「缺失↔條款」的判定準則有沒有既有範例？可否先提供 20-30 筆標註過的樣本讓 AI 學判斷邏輯？</w:t>
+        <w:t>2. 請把台積電環安衛規範與罰則全文整理成可查的文字（含條款編號與罰則等級）。</w:t>
       </w:r>
     </w:p>
     <w:p>
@@ -191,7 +281,7 @@
     </w:p>
     <w:p>
       <w:r>
-        <w:t>3. 缺失改善追蹤報告的固定格式與欄位為何？</w:t>
+        <w:t>3. 最關鍵：請提供「缺失對應到哪條條款」的判定準則與幾個標註範例，讓 AI 學你的判斷方式。</w:t>
       </w:r>
     </w:p>
     <w:p>
@@ -201,7 +291,7 @@
     </w:p>
     <w:p>
       <w:r>
-        <w:t>4. 無對應條款或需人工判定的缺失，希望 Agent 怎麼標示（待判定）？</w:t>
+        <w:t>4. 請提供「缺失改善追蹤報告」的固定格式與欄位。</w:t>
       </w:r>
     </w:p>
     <w:p>
@@ -211,7 +301,7 @@
     </w:p>
     <w:p>
       <w:r>
-        <w:t>5. 罰則等級如何呈現（計點、罰款、警告）？是否需要在報告中對應？</w:t>
+        <w:t>5. 請確認哪些缺失可以自動對應條款、哪些一定要人判定。</w:t>
       </w:r>
     </w:p>
     <w:p>
@@ -221,12 +311,45 @@
     </w:p>
     <w:p>
       <w:r>
-        <w:t>6. 報告最後要掃描存雲端，格式（表格/敘述）有無指定？</w:t>
+        <w:t>6. 請確認這份資料只給南區安衛品保中心使用（含台積規範，客戶敏感）。</w:t>
       </w:r>
     </w:p>
     <w:p>
       <w:r>
         <w:t>回答：</w:t>
+      </w:r>
+    </w:p>
+    <w:p>
+      <w:pPr>
+        <w:pStyle w:val="Heading2"/>
+      </w:pPr>
+      <w:r>
+        <w:t>二、要用了之後、跟 AI 一起調整的事情（先了解即可，不用現在填）</w:t>
+      </w:r>
+    </w:p>
+    <w:p>
+      <w:r>
+        <w:t>• 先用幾筆有明確對應條款的缺失試跑，看 AI 標的條款與罰則等級對不對。</w:t>
+      </w:r>
+    </w:p>
+    <w:p>
+      <w:r>
+        <w:t>• 遇到 AI 標「待判定」的缺失，你自己判斷後把答案回饋給它，它會越學越準。</w:t>
+      </w:r>
+    </w:p>
+    <w:p>
+      <w:r>
+        <w:t>• 故意放一筆規範沒對應的缺失，看 AI 有沒有標「待補／待判定」，而不是硬湊條款。</w:t>
+      </w:r>
+    </w:p>
+    <w:p>
+      <w:r>
+        <w:t>• 跟 AI 說「自行減輕罰則等級讓報告好看」，確認它會拒絕。</w:t>
+      </w:r>
+    </w:p>
+    <w:p>
+      <w:r>
+        <w:t>• AI 出的報告初稿由助理工程師確認條款判定與待補後，再掃描存雲端。</w:t>
       </w:r>
     </w:p>
     <w:p/>
